--- a/Week1/Week1_Documentation.docx
+++ b/Week1/Week1_Documentation.docx
@@ -498,10 +498,11 @@
           <w:rPr>
             <w:rStyle w:val="Hyperlink"/>
           </w:rPr>
-          <w:t>https://github.com/isaacomosh/CAR_DEALERSHIP.git</w:t>
+          <w:t>https://github.com/isaacomosh/BIT3208-AdvancedWebDesign_andDevt.git</w:t>
         </w:r>
       </w:hyperlink>
     </w:p>
+    <w:p/>
     <w:p/>
     <w:p/>
     <w:p>
